--- a/entregables/educacion-tres-niveles.docx
+++ b/entregables/educacion-tres-niveles.docx
@@ -63,7 +63,7 @@
           <w:color w:val="1A2238"/>
           <w:sz w:val="23"/>
         </w:rPr>
-        <w:t>Documento de la Comisión Temática de Educación del Plan Perú 2040 (CNPP / Colegio de Ingenieros del Perú). Plantea una "revolución educativa" o "nueva educación" para emparejar la educación peruana con los tiempos y la "Era del Conocimiento", elevándola a la misma prioridad que la economía y las finanzas. Propone una educación basada en competencias y en el fortalecimiento de cinco facetas/herramientas humanas: equidad (social), emprendimiento (económico), solidaridad (ambiental), verdad (intelectual) y belleza (humano), correspondientes a los cuatro pilares de UNESCO (aprender a vivir juntos, a hacer, a conocer, a ser). El motor operativo es un "Núcleo Innovador" que despliega cuatro sistemas básicos: una Red de Centros de I+D (sistema rector), un sistema de gestión de procesos, un sistema de ejecución desconcentrada y un sistema de validación de resultados. Convoca a una "Sociedad Educadora" con responsabilidades compartidas del gobierno nacional/regional/local, MINEDU, empresa privada, organizaciones educativas, familia, docentes y educandos. Confluye con el Acuerdo Nacional (31 políticas de Estado), el Plan Perú 2021 del CEPLAN (6 ejes estratégicos) y el Proyecto Educativo Nacional al 2021 (6 objetivos). Aspira a que el Perú, al 2040, alcance un elevado IDH y se posicione entre las naciones del Primer Mundo, emulando a Finlandia, Noruega y Suiza.</w:t>
+        <w:t>Propuesta prospectiva de una "revolución educativa" para el Perú al 2040, que coloca a la educación al mismo nivel de prioridad que la economía y las finanzas (PBI educativo del 6%), fundada en ciencia, tecnología e I+D permanente, y orientada a formar personas aptas en cinco facetas: social (equidad), económica (emprendimiento), ambiental (solidaridad), intelectual (verdad) y humana (belleza).</w:t>
       </w:r>
     </w:p>
     <w:p>
@@ -108,7 +108,7 @@
                 <w:color w:val="D91023"/>
                 <w:sz w:val="36"/>
               </w:rPr>
-              <w:t>14</w:t>
+              <w:t>8</w:t>
               <w:br/>
             </w:r>
             <w:r>
@@ -183,7 +183,7 @@
                 <w:color w:val="5D6B88"/>
                 <w:sz w:val="17"/>
               </w:rPr>
-              <w:t>Metas 2050</w:t>
+              <w:t>Objetivos</w:t>
             </w:r>
           </w:p>
         </w:tc>
@@ -230,7 +230,151 @@
           <w:color w:val="D91023"/>
           <w:sz w:val="26"/>
         </w:rPr>
-        <w:t>Visión 2050</w:t>
+        <w:t>Contenido</w:t>
+      </w:r>
+    </w:p>
+    <w:p>
+      <w:r>
+        <w:rPr>
+          <w:rFonts w:ascii="Calibri" w:hAnsi="Calibri"/>
+          <w:b/>
+          <w:i w:val="0"/>
+          <w:color w:val="D91023"/>
+          <w:sz w:val="20"/>
+        </w:rPr>
+        <w:t xml:space="preserve">I.  </w:t>
+      </w:r>
+      <w:r>
+        <w:rPr>
+          <w:rFonts w:ascii="Calibri" w:hAnsi="Calibri"/>
+          <w:b w:val="0"/>
+          <w:i w:val="0"/>
+          <w:color w:val="1A2238"/>
+          <w:sz w:val="20"/>
+        </w:rPr>
+        <w:t>Síntesis de la situación futura</w:t>
+      </w:r>
+    </w:p>
+    <w:p>
+      <w:r>
+        <w:rPr>
+          <w:rFonts w:ascii="Calibri" w:hAnsi="Calibri"/>
+          <w:b/>
+          <w:i w:val="0"/>
+          <w:color w:val="D91023"/>
+          <w:sz w:val="20"/>
+        </w:rPr>
+        <w:t xml:space="preserve">II.  </w:t>
+      </w:r>
+      <w:r>
+        <w:rPr>
+          <w:rFonts w:ascii="Calibri" w:hAnsi="Calibri"/>
+          <w:b w:val="0"/>
+          <w:i w:val="0"/>
+          <w:color w:val="1A2238"/>
+          <w:sz w:val="20"/>
+        </w:rPr>
+        <w:t>Síntesis de la situación actual</w:t>
+      </w:r>
+    </w:p>
+    <w:p>
+      <w:r>
+        <w:rPr>
+          <w:rFonts w:ascii="Calibri" w:hAnsi="Calibri"/>
+          <w:b/>
+          <w:i w:val="0"/>
+          <w:color w:val="D91023"/>
+          <w:sz w:val="20"/>
+        </w:rPr>
+        <w:t xml:space="preserve">III.  </w:t>
+      </w:r>
+      <w:r>
+        <w:rPr>
+          <w:rFonts w:ascii="Calibri" w:hAnsi="Calibri"/>
+          <w:b w:val="0"/>
+          <w:i w:val="0"/>
+          <w:color w:val="1A2238"/>
+          <w:sz w:val="20"/>
+        </w:rPr>
+        <w:t>Objetivos estratégicos</w:t>
+      </w:r>
+    </w:p>
+    <w:p>
+      <w:r>
+        <w:rPr>
+          <w:rFonts w:ascii="Calibri" w:hAnsi="Calibri"/>
+          <w:b/>
+          <w:i w:val="0"/>
+          <w:color w:val="D91023"/>
+          <w:sz w:val="20"/>
+        </w:rPr>
+        <w:t xml:space="preserve">IV.  </w:t>
+      </w:r>
+      <w:r>
+        <w:rPr>
+          <w:rFonts w:ascii="Calibri" w:hAnsi="Calibri"/>
+          <w:b w:val="0"/>
+          <w:i w:val="0"/>
+          <w:color w:val="1A2238"/>
+          <w:sz w:val="20"/>
+        </w:rPr>
+        <w:t>Acciones estratégicas</w:t>
+      </w:r>
+    </w:p>
+    <w:p>
+      <w:r>
+        <w:rPr>
+          <w:rFonts w:ascii="Calibri" w:hAnsi="Calibri"/>
+          <w:b/>
+          <w:i w:val="0"/>
+          <w:color w:val="D91023"/>
+          <w:sz w:val="20"/>
+        </w:rPr>
+        <w:t xml:space="preserve">V.  </w:t>
+      </w:r>
+      <w:r>
+        <w:rPr>
+          <w:rFonts w:ascii="Calibri" w:hAnsi="Calibri"/>
+          <w:b w:val="0"/>
+          <w:i w:val="0"/>
+          <w:color w:val="1A2238"/>
+          <w:sz w:val="20"/>
+        </w:rPr>
+        <w:t>Matriz resumen (indicadores)</w:t>
+      </w:r>
+    </w:p>
+    <w:p>
+      <w:r>
+        <w:rPr>
+          <w:rFonts w:ascii="Calibri" w:hAnsi="Calibri"/>
+          <w:b/>
+          <w:i w:val="0"/>
+          <w:color w:val="D91023"/>
+          <w:sz w:val="20"/>
+        </w:rPr>
+        <w:t xml:space="preserve">VII.  </w:t>
+      </w:r>
+      <w:r>
+        <w:rPr>
+          <w:rFonts w:ascii="Calibri" w:hAnsi="Calibri"/>
+          <w:b w:val="0"/>
+          <w:i w:val="0"/>
+          <w:color w:val="1A2238"/>
+          <w:sz w:val="20"/>
+        </w:rPr>
+        <w:t>Articulación con el Acuerdo Nacional y el PEDN al 2050</w:t>
+      </w:r>
+    </w:p>
+    <w:p>
+      <w:r>
+        <w:rPr>
+          <w:rFonts w:ascii="Calibri" w:hAnsi="Calibri"/>
+          <w:b/>
+          <w:i w:val="0"/>
+          <w:color w:val="D91023"/>
+          <w:sz w:val="26"/>
+        </w:rPr>
+        <w:t>I · Síntesis de la situación futura</w:t>
       </w:r>
     </w:p>
     <w:p>
@@ -242,7 +386,7 @@
           <w:color w:val="1A2238"/>
           <w:sz w:val="21"/>
         </w:rPr>
-        <w:t>Al 2040, el Perú tendrá un elevado Índice de Desarrollo Humano (IDH), posicionándose entre las naciones del Primer Mundo líderes en equidad y en conservación ambiental, tras seis periodos de gobierno que aplicaron democrática y participativamente políticas de Estado con visión de futuro, en el marco de la igualdad de oportunidades y la Economía Social de Mercado, sustentada en una sociedad del conocimiento generada por inversión sostenida en ciencia, tecnología e innovación. Al 2040 estará en ejecución un Sistema Educativo innovado, producto de investigación y desarrollo permanente y de alta calidad, con claras metas de futuro. En educación se aspira a "ser de los primeros en un mundo más acorde con la alta condición humana", emulando a Finlandia, Noruega y Suiza, lo que significaría "la segunda independencia para el Perú", guiada por el conocimiento científico y la tecnología.</w:t>
+        <w:t>Al 2040 el Perú tendrá un elevado Índice de Desarrollo Humano (IDH), posicionándose entre las naciones del Primer Mundo líderes en equidad y conservación ambiental, tras seis periodos de gobierno que aplicaron democrática y participativamente políticas de Estado con visión de futuro en el marco de la igualdad de oportunidades y la Economía Social de Mercado, impulsada por una sociedad del conocimiento generada mediante sostenida inversión en ciencia, tecnología e innovación, y por el aprovechamiento del vasto capital humano y la mega diversidad de las regiones. Estará en ejecución un Sistema Educativo único, producto de investigación y desarrollo permanente y de alta calidad, que habrá innovado el marco conceptual y operativo de una educación con claras metas de futuro, eliminando el subdesarrollo y fortaleciendo la aptitud de las personas para la equidad, emprendimiento, solidaridad, verdad y belleza. El Perú habrá ingresado a una era de desarrollo continuado y autónomo, emulando a Finlandia, Noruega y Suiza, lo que constituiría una "segunda independencia" guiada por el conocimiento científico y la tecnología.</w:t>
       </w:r>
     </w:p>
     <w:p>
@@ -254,7 +398,7 @@
           <w:color w:val="D91023"/>
           <w:sz w:val="26"/>
         </w:rPr>
-        <w:t>Diagnóstico — brecha 2026</w:t>
+        <w:t>II · Síntesis de la situación actual</w:t>
       </w:r>
     </w:p>
     <w:p>
@@ -269,7 +413,7 @@
           <w:color w:val="1A2238"/>
           <w:sz w:val="21"/>
         </w:rPr>
-        <w:t>La calidad del sistema educativo peruano no está en concordancia con las necesidades del país e impone barreras al futuro académico, laboral y social de los niños, especialmente los más pobres.</w:t>
+        <w:t>La calidad del sistema educativo peruano no está en concordancia con las necesidades del país; las evaluaciones de logros de aprendizaje indican que no se está educando con éxito a los estudiantes, especialmente a los más pobres.</w:t>
       </w:r>
     </w:p>
     <w:p>
@@ -284,7 +428,7 @@
           <w:color w:val="1A2238"/>
           <w:sz w:val="21"/>
         </w:rPr>
-        <w:t>Bajo financiamiento: el escaso porcentaje del PBI otorgado a la educación (debería ser 6%).</w:t>
+        <w:t>Escaso porcentaje del PBI destinado a la educación (debería ser 6%), lo que impone barreras al futuro académico, laboral y social de los niños, sobre todo los más pobres.</w:t>
       </w:r>
     </w:p>
     <w:p>
@@ -299,7 +443,7 @@
           <w:color w:val="1A2238"/>
           <w:sz w:val="21"/>
         </w:rPr>
-        <w:t>Bajos resultados de aprendizaje: en PISA 2009 Perú obtuvo la media más baja de América Latina (368), con lectura 370, matemáticas 365 y ciencias 369, por debajo de Chile, Uruguay, México, Brasil, Colombia, Argentina y Panamá.</w:t>
+        <w:t>En PISA 2009 el Perú se ubicó último en América Latina (media 368; lectura 370; matemáticas 365; ciencias 369), por debajo de Chile, Uruguay, México, Brasil, Colombia, Argentina y Panamá.</w:t>
       </w:r>
     </w:p>
     <w:p>
@@ -314,7 +458,7 @@
           <w:color w:val="1A2238"/>
           <w:sz w:val="21"/>
         </w:rPr>
-        <w:t>Educación diseñada para mantener un statu quo sumamente discriminatorio; modelo desfasado en el tiempo que desperdicia recursos por falta de alternativa conceptual y metodológica y por rutina burocrática.</w:t>
+        <w:t>Modelo de educación desfasado en el tiempo, diseñado para mantener un statu quo discriminatorio; se desperdician miles de millones de recursos por falta de alternativa conceptual y metodológica y por rutina burocrática.</w:t>
       </w:r>
     </w:p>
     <w:p>
@@ -329,7 +473,7 @@
           <w:color w:val="1A2238"/>
           <w:sz w:val="21"/>
         </w:rPr>
-        <w:t>Bajo nivel de comprensión de lectura y de cálculo básico en los educandos.</w:t>
+        <w:t>Educadores: deficiente formación y calificación docente; falta de capacidad para elevar la baja comprensión de lectura y el cálculo básico; tendencia a trabajar menos y de manera rutinaria, con limitado compromiso y menos horas lectivas; débil reconocimiento y salarios.</w:t>
       </w:r>
     </w:p>
     <w:p>
@@ -344,7 +488,7 @@
           <w:color w:val="1A2238"/>
           <w:sz w:val="21"/>
         </w:rPr>
-        <w:t>Altas tasas de repetición y retiro escolar que varían poco; fracaso escolar en primaria y secundaria; poco conocimiento para la atención de la población menor de 4 años.</w:t>
+        <w:t>Falta de programas integrales de desarrollo del niño desde la primera infancia, nutrición y salud preventiva.</w:t>
       </w:r>
     </w:p>
     <w:p>
@@ -359,7 +503,7 @@
           <w:color w:val="1A2238"/>
           <w:sz w:val="21"/>
         </w:rPr>
-        <w:t>Desigualdad en el proceso educativo entre sector rural y urbano, mujer y hombre, pobre y rico, niños normales y con necesidades especiales.</w:t>
+        <w:t>Familia y comunidad: traslado de la cultura del subdesarrollo; dispersión cultural; desigualdad en el proceso educativo (rural/urbano, mujer/hombre, pobre/rico, niños normales/con necesidades especiales).</w:t>
       </w:r>
     </w:p>
     <w:p>
@@ -374,7 +518,7 @@
           <w:color w:val="1A2238"/>
           <w:sz w:val="21"/>
         </w:rPr>
-        <w:t>Énfasis excesivo en la inteligencia cognoscitiva en desmedro de otras inteligencias (emocional, social, trascendencia).</w:t>
+        <w:t>Gobierno nacional, regional y local: carencia de organizaciones de I+D aplicadas a la educación; administración en compartimentos estanco; criterios de gasto centrados en la administración de recursos antes que en su uso estratégico de largo plazo.</w:t>
       </w:r>
     </w:p>
     <w:p>
@@ -389,7 +533,7 @@
           <w:color w:val="1A2238"/>
           <w:sz w:val="21"/>
         </w:rPr>
-        <w:t>Débil investigación: de 2,124 instituciones de mejor calidad en investigación en el mundo, Perú registra solo 1 (Brasil 27, Argentina 12, Chile 11).</w:t>
+        <w:t>Ministerio de Educación: persiste la desigualdad rural/urbana, de género, socioeconómica y por necesidades especiales; débil formación docente; tasas altas de repetición y retiro; desconexión entre la formación educativa regular y el mercado laboral.</w:t>
       </w:r>
     </w:p>
     <w:p>
@@ -404,7 +548,7 @@
           <w:color w:val="1A2238"/>
           <w:sz w:val="21"/>
         </w:rPr>
-        <w:t>Desconexión entre la formación educativa regular y el mercado laboral; educación técnica desvalorizada y desconectada de la realidad.</w:t>
+        <w:t>Organizaciones educativas: de 2,124 instituciones de mejor calidad en investigación en el mundo, el Perú registra solo una, frente a 27 de Brasil, 12 de Argentina y 11 de Chile; educación técnica desvalorizada y desconectada de la realidad; énfasis excesivo en la inteligencia cognoscitiva en desmedro de las demás 'inteligencias'.</w:t>
       </w:r>
     </w:p>
     <w:p>
@@ -419,7 +563,7 @@
           <w:color w:val="1A2238"/>
           <w:sz w:val="21"/>
         </w:rPr>
-        <w:t>Grave desnivel de remuneraciones por nivel educativo (ENAHO 2002): tomando primaria incompleta como base 1.00, posgrado universitario 13.36 y universitaria completa 4.25.</w:t>
+        <w:t>Empresa privada y sociedad: insuficiente promoción y auspicio de la formación del personal; grave desnivel de remuneraciones según nivel educativo (ENAHO 2002: posgrado universitario 13.36 veces el ingreso de primaria incompleta), atribuible a las carencias del sistema educativo.</w:t>
       </w:r>
     </w:p>
     <w:p>
@@ -434,7 +578,19 @@
           <w:color w:val="1A2238"/>
           <w:sz w:val="21"/>
         </w:rPr>
-        <w:t>Sobreoferta de formación docente con grave deterioro de la calificación y debilitamiento del rol de la profesión; baja autoestima docente, tendencia a trabajar menos horas lectivas y de forma rutinaria.</w:t>
+        <w:t>Para una visión de desarrollo del Perú lo prioritario son hoy las finanzas y la economía; la educación debe estar en la misma prioridad.</w:t>
+      </w:r>
+    </w:p>
+    <w:p>
+      <w:r>
+        <w:rPr>
+          <w:rFonts w:ascii="Calibri" w:hAnsi="Calibri"/>
+          <w:b/>
+          <w:i w:val="0"/>
+          <w:color w:val="D91023"/>
+          <w:sz w:val="26"/>
+        </w:rPr>
+        <w:t>III · Objetivos estratégicos</w:t>
       </w:r>
     </w:p>
     <w:p>
@@ -449,7 +605,7 @@
           <w:color w:val="1A2238"/>
           <w:sz w:val="21"/>
         </w:rPr>
-        <w:t>Gestión estatal que prioriza la mera administración de recursos antes que su uso con criterio estratégico de largo plazo; administración en compartimentos estanco de una realidad inter-influyente y compleja.</w:t>
+        <w:t>Una nueva educación dirigida a lograr el desarrollo de la sociedad peruana.</w:t>
       </w:r>
     </w:p>
     <w:p>
@@ -464,7 +620,7 @@
           <w:color w:val="1A2238"/>
           <w:sz w:val="21"/>
         </w:rPr>
-        <w:t>Faltan programas integrales de desarrollo del niño desde la primera infancia (DPI), nutrición y salud preventiva.</w:t>
+        <w:t>Un puente al futuro, a través de la creación de un organismo pensante como cabeza del sistema (ente rector de I+D).</w:t>
       </w:r>
     </w:p>
     <w:p>
@@ -479,7 +635,97 @@
           <w:color w:val="1A2238"/>
           <w:sz w:val="21"/>
         </w:rPr>
-        <w:t>Infraestructura educativa precaria, especialmente en lugares alejados del país.</w:t>
+        <w:t>Una sociedad educadora como responsabilidad y tarea de todos.</w:t>
+      </w:r>
+    </w:p>
+    <w:p>
+      <w:pPr>
+        <w:pStyle w:val="ListBullet"/>
+      </w:pPr>
+      <w:r>
+        <w:rPr>
+          <w:rFonts w:ascii="Calibri" w:hAnsi="Calibri"/>
+          <w:b w:val="0"/>
+          <w:i w:val="0"/>
+          <w:color w:val="1A2238"/>
+          <w:sz w:val="21"/>
+        </w:rPr>
+        <w:t>Una educación que potencie las capacidades dormidas de las personas y genere la defensa y aprovechamiento del patrimonio que corresponde a los peruanos en su tierra.</w:t>
+      </w:r>
+    </w:p>
+    <w:p>
+      <w:pPr>
+        <w:pStyle w:val="ListBullet"/>
+      </w:pPr>
+      <w:r>
+        <w:rPr>
+          <w:rFonts w:ascii="Calibri" w:hAnsi="Calibri"/>
+          <w:b w:val="0"/>
+          <w:i w:val="0"/>
+          <w:color w:val="1A2238"/>
+          <w:sz w:val="21"/>
+        </w:rPr>
+        <w:t>Lograr un proceso educativo en el que el educando fortalezca su carácter para vivir con equidad en sociedad y contribuir al desarrollo social y a la formación del capital social e institucional de su comunidad (aprender a vivir juntos).</w:t>
+      </w:r>
+    </w:p>
+    <w:p>
+      <w:pPr>
+        <w:pStyle w:val="ListBullet"/>
+      </w:pPr>
+      <w:r>
+        <w:rPr>
+          <w:rFonts w:ascii="Calibri" w:hAnsi="Calibri"/>
+          <w:b w:val="0"/>
+          <w:i w:val="0"/>
+          <w:color w:val="1A2238"/>
+          <w:sz w:val="21"/>
+        </w:rPr>
+        <w:t>Lograr un proceso educativo para la práctica emprendedora, aprendiendo a hacer y contribuyendo al desarrollo económico y a la formación del capital físico y financiero productivo (aprender a hacer).</w:t>
+      </w:r>
+    </w:p>
+    <w:p>
+      <w:pPr>
+        <w:pStyle w:val="ListBullet"/>
+      </w:pPr>
+      <w:r>
+        <w:rPr>
+          <w:rFonts w:ascii="Calibri" w:hAnsi="Calibri"/>
+          <w:b w:val="0"/>
+          <w:i w:val="0"/>
+          <w:color w:val="1A2238"/>
+          <w:sz w:val="21"/>
+        </w:rPr>
+        <w:t>Lograr un proceso educativo para la acción solidaria, aprendiendo a vivir con los otros y contribuir a la sostenibilidad ambiental y a la formación del capital natural (aprender a vivir con los otros).</w:t>
+      </w:r>
+    </w:p>
+    <w:p>
+      <w:pPr>
+        <w:pStyle w:val="ListBullet"/>
+      </w:pPr>
+      <w:r>
+        <w:rPr>
+          <w:rFonts w:ascii="Calibri" w:hAnsi="Calibri"/>
+          <w:b w:val="0"/>
+          <w:i w:val="0"/>
+          <w:color w:val="1A2238"/>
+          <w:sz w:val="21"/>
+        </w:rPr>
+        <w:t>Lograr un proceso educativo para buscar la verdad, aprendiendo a aprender ciencias, tecnologías e innovación y a la formación del capital en conocimientos y saberes (aprender a conocer).</w:t>
+      </w:r>
+    </w:p>
+    <w:p>
+      <w:pPr>
+        <w:pStyle w:val="ListBullet"/>
+      </w:pPr>
+      <w:r>
+        <w:rPr>
+          <w:rFonts w:ascii="Calibri" w:hAnsi="Calibri"/>
+          <w:b w:val="0"/>
+          <w:i w:val="0"/>
+          <w:color w:val="1A2238"/>
+          <w:sz w:val="21"/>
+        </w:rPr>
+        <w:t>Lograr un proceso educativo para orientarse a la trascendencia y la belleza, aprendiendo la vivencia del desarrollo humano y la formación del capital humano (aprender a ser).</w:t>
       </w:r>
     </w:p>
     <w:p>
@@ -491,7 +737,199 @@
           <w:color w:val="D91023"/>
           <w:sz w:val="26"/>
         </w:rPr>
-        <w:t>Indicadores: hoy → meta 2050</w:t>
+        <w:t>IV · Acciones estratégicas</w:t>
+      </w:r>
+    </w:p>
+    <w:p>
+      <w:pPr>
+        <w:pStyle w:val="ListBullet"/>
+      </w:pPr>
+      <w:r>
+        <w:rPr>
+          <w:rFonts w:ascii="Calibri" w:hAnsi="Calibri"/>
+          <w:b w:val="0"/>
+          <w:i w:val="0"/>
+          <w:color w:val="1A2238"/>
+          <w:sz w:val="21"/>
+        </w:rPr>
+        <w:t>Diseñar las demandas de educación al 2040: educación durante la vida, para la vida familiar, de la personalidad básica, para el disfrute del trabajo, laboral especializada, de futuros padres, para la 3ª edad, para la Era del Conocimiento y para el desarrollo local.</w:t>
+      </w:r>
+    </w:p>
+    <w:p>
+      <w:pPr>
+        <w:pStyle w:val="ListBullet"/>
+      </w:pPr>
+      <w:r>
+        <w:rPr>
+          <w:rFonts w:ascii="Calibri" w:hAnsi="Calibri"/>
+          <w:b w:val="0"/>
+          <w:i w:val="0"/>
+          <w:color w:val="1A2238"/>
+          <w:sz w:val="21"/>
+        </w:rPr>
+        <w:t>Diseñar las responsabilidades de los Directores de los procesos educativos (Estado, gobiernos regionales y locales, entidades empresariales).</w:t>
+      </w:r>
+    </w:p>
+    <w:p>
+      <w:pPr>
+        <w:pStyle w:val="ListBullet"/>
+      </w:pPr>
+      <w:r>
+        <w:rPr>
+          <w:rFonts w:ascii="Calibri" w:hAnsi="Calibri"/>
+          <w:b w:val="0"/>
+          <w:i w:val="0"/>
+          <w:color w:val="1A2238"/>
+          <w:sz w:val="21"/>
+        </w:rPr>
+        <w:t>Diseñar las responsabilidades de los Actores de los procesos educativos (padres de familia, sociedad civil, confesiones religiosas, gobiernos locales, entidades empresariales).</w:t>
+      </w:r>
+    </w:p>
+    <w:p>
+      <w:pPr>
+        <w:pStyle w:val="ListBullet"/>
+      </w:pPr>
+      <w:r>
+        <w:rPr>
+          <w:rFonts w:ascii="Calibri" w:hAnsi="Calibri"/>
+          <w:b w:val="0"/>
+          <w:i w:val="0"/>
+          <w:color w:val="1A2238"/>
+          <w:sz w:val="21"/>
+        </w:rPr>
+        <w:t>Diseñar los alcances de los sectores temáticos de la educación: primeros 4 años; lectura y cálculo como herramientas del aprendizaje; personalidad básica del niño; ciudadanía; aptitud productiva; gestión del medio ambiente; ciencia, tecnología e innovación; y desarrollo humano.</w:t>
+      </w:r>
+    </w:p>
+    <w:p>
+      <w:pPr>
+        <w:pStyle w:val="ListBullet"/>
+      </w:pPr>
+      <w:r>
+        <w:rPr>
+          <w:rFonts w:ascii="Calibri" w:hAnsi="Calibri"/>
+          <w:b w:val="0"/>
+          <w:i w:val="0"/>
+          <w:color w:val="1A2238"/>
+          <w:sz w:val="21"/>
+        </w:rPr>
+        <w:t>Diseñar las características de la educación de connotación específica (áreas rurales, marginales e industriales; entidades privadas, laborales, asociativas, confesionales y militares).</w:t>
+      </w:r>
+    </w:p>
+    <w:p>
+      <w:pPr>
+        <w:pStyle w:val="ListBullet"/>
+      </w:pPr>
+      <w:r>
+        <w:rPr>
+          <w:rFonts w:ascii="Calibri" w:hAnsi="Calibri"/>
+          <w:b w:val="0"/>
+          <w:i w:val="0"/>
+          <w:color w:val="1A2238"/>
+          <w:sz w:val="21"/>
+        </w:rPr>
+        <w:t>Diseñar las finalidades de los procesos educativos con vocación a la producción (exportación de bienes y servicios, economía de subsistencia, consumo autónomo local, producción hacia mercados dinámicos).</w:t>
+      </w:r>
+    </w:p>
+    <w:p>
+      <w:pPr>
+        <w:pStyle w:val="ListBullet"/>
+      </w:pPr>
+      <w:r>
+        <w:rPr>
+          <w:rFonts w:ascii="Calibri" w:hAnsi="Calibri"/>
+          <w:b w:val="0"/>
+          <w:i w:val="0"/>
+          <w:color w:val="1A2238"/>
+          <w:sz w:val="21"/>
+        </w:rPr>
+        <w:t>Diseñar los roles específicos de los elementos de una Sociedad Educadora (maestro, científico y académico; colegios profesionales; medios de comunicación; burocracia).</w:t>
+      </w:r>
+    </w:p>
+    <w:p>
+      <w:pPr>
+        <w:pStyle w:val="ListBullet"/>
+      </w:pPr>
+      <w:r>
+        <w:rPr>
+          <w:rFonts w:ascii="Calibri" w:hAnsi="Calibri"/>
+          <w:b w:val="0"/>
+          <w:i w:val="0"/>
+          <w:color w:val="1A2238"/>
+          <w:sz w:val="21"/>
+        </w:rPr>
+        <w:t>Diseñar un sistema educativo atento al cambio que habilite peruanos capaces de promover sociedades locales proactivas, desarrollo humano armónico, emprendimiento competitivo, cuidado del ambiente local y conocimiento para el avance y bienestar.</w:t>
+      </w:r>
+    </w:p>
+    <w:p>
+      <w:pPr>
+        <w:pStyle w:val="ListBullet"/>
+      </w:pPr>
+      <w:r>
+        <w:rPr>
+          <w:rFonts w:ascii="Calibri" w:hAnsi="Calibri"/>
+          <w:b w:val="0"/>
+          <w:i w:val="0"/>
+          <w:color w:val="1A2238"/>
+          <w:sz w:val="21"/>
+        </w:rPr>
+        <w:t>Diseñar el rol holístico de un sistema de calidad de la educación y la proyección de la población hacia un modelo mental acorde con la realidad del siglo XXI.</w:t>
+      </w:r>
+    </w:p>
+    <w:p>
+      <w:pPr>
+        <w:pStyle w:val="ListBullet"/>
+      </w:pPr>
+      <w:r>
+        <w:rPr>
+          <w:rFonts w:ascii="Calibri" w:hAnsi="Calibri"/>
+          <w:b w:val="0"/>
+          <w:i w:val="0"/>
+          <w:color w:val="1A2238"/>
+          <w:sz w:val="21"/>
+        </w:rPr>
+        <w:t>Implementar los Cuatro Sistemas Básicos del Proyecto: (a) sistema rector de I+D (Red de Centros de I+D con ente rector); (b) sistema de gestión de procesos educativos (normar, supervisar y evaluar la metodología de campo); (c) sistema de ejecución desconcentrada (logística, económica y docente); y (d) sistema de validación de resultados, acreditación de competencias y certificación de idoneidad.</w:t>
+      </w:r>
+    </w:p>
+    <w:p>
+      <w:pPr>
+        <w:pStyle w:val="ListBullet"/>
+      </w:pPr>
+      <w:r>
+        <w:rPr>
+          <w:rFonts w:ascii="Calibri" w:hAnsi="Calibri"/>
+          <w:b w:val="0"/>
+          <w:i w:val="0"/>
+          <w:color w:val="1A2238"/>
+          <w:sz w:val="21"/>
+        </w:rPr>
+        <w:t>Procesos a cargo de los Usuarios: elevar el presupuesto del sector educativo al 6% del PBI; proveer infraestructura civil adecuada a los centros educativos más alejados; dotar de plataformas digitales para acceso universal a la información; proveer currículos dinámicos acordes con la ciencia, tecnología e innovación; proveer profesores calificados; y establecer programas conjuntos escuela-familia.</w:t>
+      </w:r>
+    </w:p>
+    <w:p>
+      <w:pPr>
+        <w:pStyle w:val="ListBullet"/>
+      </w:pPr>
+      <w:r>
+        <w:rPr>
+          <w:rFonts w:ascii="Calibri" w:hAnsi="Calibri"/>
+          <w:b w:val="0"/>
+          <w:i w:val="0"/>
+          <w:color w:val="1A2238"/>
+          <w:sz w:val="21"/>
+        </w:rPr>
+        <w:t>Capacitar a los docentes en inteligencia emocional y moral; fomentar la investigación científica del proceso enseñanza-aprendizaje en las universidades; implementar módulos de gestión de la innovación; promover la mejora continua de las unidades educativas; fomentar la alfabetización digital y el uso de tecnologías milenarias en los currículos rurales.</w:t>
+      </w:r>
+    </w:p>
+    <w:p>
+      <w:r>
+        <w:rPr>
+          <w:rFonts w:ascii="Calibri" w:hAnsi="Calibri"/>
+          <w:b/>
+          <w:i w:val="0"/>
+          <w:color w:val="D91023"/>
+          <w:sz w:val="26"/>
+        </w:rPr>
+        <w:t>V · Matriz resumen — indicadores: hoy → meta 2050</w:t>
       </w:r>
     </w:p>
     <w:tbl>
@@ -633,7 +1071,7 @@
                 <w:color w:val="1A2238"/>
                 <w:sz w:val="16"/>
               </w:rPr>
-              <w:t>Porcentaje del PBI destinado a la Educación</w:t>
+              <w:t>Porcentaje del PBI destinado a la educación</w:t>
             </w:r>
           </w:p>
         </w:tc>
@@ -718,7 +1156,7 @@
                 <w:color w:val="1A2238"/>
                 <w:sz w:val="16"/>
               </w:rPr>
-              <w:t>Propuesta del documento (debería ser 6%)</w:t>
+              <w:t>Plan Perú 2040 - Comisión Educación</w:t>
             </w:r>
           </w:p>
         </w:tc>
@@ -737,7 +1175,7 @@
                 <w:color w:val="1A2238"/>
                 <w:sz w:val="16"/>
               </w:rPr>
-              <w:t>Resultado PISA - media</w:t>
+              <w:t>Puntaje PISA - Media (Perú)</w:t>
             </w:r>
           </w:p>
         </w:tc>
@@ -788,7 +1226,7 @@
                 <w:color w:val="1A2238"/>
                 <w:sz w:val="16"/>
               </w:rPr>
-              <w:t>puntaje PISA</w:t>
+              <w:t>puntos PISA</w:t>
             </w:r>
           </w:p>
         </w:tc>
@@ -841,7 +1279,7 @@
                 <w:color w:val="1A2238"/>
                 <w:sz w:val="16"/>
               </w:rPr>
-              <w:t>Resultado PISA - lectura</w:t>
+              <w:t>Puntaje PISA - Lectura (Perú)</w:t>
             </w:r>
           </w:p>
         </w:tc>
@@ -892,7 +1330,7 @@
                 <w:color w:val="1A2238"/>
                 <w:sz w:val="16"/>
               </w:rPr>
-              <w:t>puntaje PISA</w:t>
+              <w:t>puntos PISA</w:t>
             </w:r>
           </w:p>
         </w:tc>
@@ -945,7 +1383,7 @@
                 <w:color w:val="1A2238"/>
                 <w:sz w:val="16"/>
               </w:rPr>
-              <w:t>Resultado PISA - matemáticas</w:t>
+              <w:t>Puntaje PISA - Matemáticas (Perú)</w:t>
             </w:r>
           </w:p>
         </w:tc>
@@ -996,7 +1434,7 @@
                 <w:color w:val="1A2238"/>
                 <w:sz w:val="16"/>
               </w:rPr>
-              <w:t>puntaje PISA</w:t>
+              <w:t>puntos PISA</w:t>
             </w:r>
           </w:p>
         </w:tc>
@@ -1049,7 +1487,7 @@
                 <w:color w:val="1A2238"/>
                 <w:sz w:val="16"/>
               </w:rPr>
-              <w:t>Resultado PISA - ciencias</w:t>
+              <w:t>Puntaje PISA - Ciencias (Perú)</w:t>
             </w:r>
           </w:p>
         </w:tc>
@@ -1100,7 +1538,7 @@
                 <w:color w:val="1A2238"/>
                 <w:sz w:val="16"/>
               </w:rPr>
-              <w:t>puntaje PISA</w:t>
+              <w:t>puntos PISA</w:t>
             </w:r>
           </w:p>
         </w:tc>
@@ -1153,7 +1591,7 @@
                 <w:color w:val="1A2238"/>
                 <w:sz w:val="16"/>
               </w:rPr>
-              <w:t>Instituciones peruanas entre las 2,124 de mejor calidad en investigación en el mundo</w:t>
+              <w:t>Instituciones peruanas entre las 2,124 de mejor calidad en investigación del mundo</w:t>
             </w:r>
           </w:p>
         </w:tc>
@@ -1204,7 +1642,7 @@
                 <w:color w:val="1A2238"/>
                 <w:sz w:val="16"/>
               </w:rPr>
-              <w:t>instituciones (de 2,124 a nivel mundial)</w:t>
+              <w:t>instituciones</w:t>
             </w:r>
           </w:p>
         </w:tc>
@@ -1238,7 +1676,7 @@
                 <w:color w:val="1A2238"/>
                 <w:sz w:val="16"/>
               </w:rPr>
-              <w:t>Documento (Brasil 27, Argentina 12, Chile 11)</w:t>
+              <w:t>Plan Perú 2040 - Comisión Educación</w:t>
             </w:r>
           </w:p>
         </w:tc>
@@ -1257,7 +1695,7 @@
                 <w:color w:val="1A2238"/>
                 <w:sz w:val="16"/>
               </w:rPr>
-              <w:t>Ingreso mensual relativo - posgrado universitario</w:t>
+              <w:t>Ingreso mensual relativo de la población trabajadora con posgrado universitario (base 1.00 = primaria incompleta)</w:t>
             </w:r>
           </w:p>
         </w:tc>
@@ -1308,7 +1746,7 @@
                 <w:color w:val="1A2238"/>
                 <w:sz w:val="16"/>
               </w:rPr>
-              <w:t>veces el ingreso de primaria incompleta (base 1.00)</w:t>
+              <w:t>veces (base primaria incompleta = 1.00)</w:t>
             </w:r>
           </w:p>
         </w:tc>
@@ -1361,7 +1799,7 @@
                 <w:color w:val="1A2238"/>
                 <w:sz w:val="16"/>
               </w:rPr>
-              <w:t>Ingreso mensual relativo - universitaria completa</w:t>
+              <w:t>Ingreso mensual relativo de la población trabajadora con educación universitaria completa (base 1.00 = primaria incompleta)</w:t>
             </w:r>
           </w:p>
         </w:tc>
@@ -1412,7 +1850,7 @@
                 <w:color w:val="1A2238"/>
                 <w:sz w:val="16"/>
               </w:rPr>
-              <w:t>veces el ingreso de primaria incompleta (base 1.00)</w:t>
+              <w:t>veces (base primaria incompleta = 1.00)</w:t>
             </w:r>
           </w:p>
         </w:tc>
@@ -1451,631 +1889,94 @@
           </w:p>
         </w:tc>
       </w:tr>
-      <w:tr>
-        <w:tc>
-          <w:tcPr>
-            <w:tcW w:type="dxa" w:w="1656"/>
-          </w:tcPr>
-          <w:p>
-            <w:r>
-              <w:rPr>
-                <w:rFonts w:ascii="Calibri" w:hAnsi="Calibri"/>
-                <w:b/>
-                <w:i w:val="0"/>
-                <w:color w:val="1A2238"/>
-                <w:sz w:val="16"/>
-              </w:rPr>
-              <w:t>Ingreso mensual relativo - universitaria incompleta</w:t>
-            </w:r>
-          </w:p>
-        </w:tc>
-        <w:tc>
-          <w:tcPr>
-            <w:tcW w:type="dxa" w:w="1656"/>
-          </w:tcPr>
-          <w:p>
-            <w:r>
-              <w:rPr>
-                <w:rFonts w:ascii="Calibri" w:hAnsi="Calibri"/>
-                <w:b w:val="0"/>
-                <w:i w:val="0"/>
-                <w:color w:val="1A2238"/>
-                <w:sz w:val="16"/>
-              </w:rPr>
-              <w:t>2.12</w:t>
-            </w:r>
-          </w:p>
-        </w:tc>
-        <w:tc>
-          <w:tcPr>
-            <w:tcW w:type="dxa" w:w="1656"/>
-          </w:tcPr>
-          <w:p>
-            <w:r>
-              <w:rPr>
-                <w:rFonts w:ascii="Calibri" w:hAnsi="Calibri"/>
-                <w:b w:val="0"/>
-                <w:i w:val="0"/>
-                <w:color w:val="1A2238"/>
-                <w:sz w:val="16"/>
-              </w:rPr>
-              <w:t>s/d</w:t>
-            </w:r>
-          </w:p>
-        </w:tc>
-        <w:tc>
-          <w:tcPr>
-            <w:tcW w:type="dxa" w:w="1656"/>
-          </w:tcPr>
-          <w:p>
-            <w:r>
-              <w:rPr>
-                <w:rFonts w:ascii="Calibri" w:hAnsi="Calibri"/>
-                <w:b w:val="0"/>
-                <w:i w:val="0"/>
-                <w:color w:val="1A2238"/>
-                <w:sz w:val="16"/>
-              </w:rPr>
-              <w:t>veces el ingreso de primaria incompleta (base 1.00)</w:t>
-            </w:r>
-          </w:p>
-        </w:tc>
-        <w:tc>
-          <w:tcPr>
-            <w:tcW w:type="dxa" w:w="1656"/>
-          </w:tcPr>
-          <w:p>
-            <w:r>
-              <w:rPr>
-                <w:rFonts w:ascii="Calibri" w:hAnsi="Calibri"/>
-                <w:b w:val="0"/>
-                <w:i w:val="0"/>
-                <w:color w:val="1A2238"/>
-                <w:sz w:val="16"/>
-              </w:rPr>
-              <w:t>—</w:t>
-            </w:r>
-          </w:p>
-        </w:tc>
-        <w:tc>
-          <w:tcPr>
-            <w:tcW w:type="dxa" w:w="1656"/>
-          </w:tcPr>
-          <w:p>
-            <w:r>
-              <w:rPr>
-                <w:rFonts w:ascii="Calibri" w:hAnsi="Calibri"/>
-                <w:b w:val="0"/>
-                <w:i w:val="0"/>
-                <w:color w:val="1A2238"/>
-                <w:sz w:val="16"/>
-              </w:rPr>
-              <w:t>ENAHO 2002</w:t>
-            </w:r>
-          </w:p>
-        </w:tc>
-      </w:tr>
-      <w:tr>
-        <w:tc>
-          <w:tcPr>
-            <w:tcW w:type="dxa" w:w="1656"/>
-          </w:tcPr>
-          <w:p>
-            <w:r>
-              <w:rPr>
-                <w:rFonts w:ascii="Calibri" w:hAnsi="Calibri"/>
-                <w:b/>
-                <w:i w:val="0"/>
-                <w:color w:val="1A2238"/>
-                <w:sz w:val="16"/>
-              </w:rPr>
-              <w:t>Ingreso mensual relativo - superior no universitaria</w:t>
-            </w:r>
-          </w:p>
-        </w:tc>
-        <w:tc>
-          <w:tcPr>
-            <w:tcW w:type="dxa" w:w="1656"/>
-          </w:tcPr>
-          <w:p>
-            <w:r>
-              <w:rPr>
-                <w:rFonts w:ascii="Calibri" w:hAnsi="Calibri"/>
-                <w:b w:val="0"/>
-                <w:i w:val="0"/>
-                <w:color w:val="1A2238"/>
-                <w:sz w:val="16"/>
-              </w:rPr>
-              <w:t>1.82</w:t>
-            </w:r>
-          </w:p>
-        </w:tc>
-        <w:tc>
-          <w:tcPr>
-            <w:tcW w:type="dxa" w:w="1656"/>
-          </w:tcPr>
-          <w:p>
-            <w:r>
-              <w:rPr>
-                <w:rFonts w:ascii="Calibri" w:hAnsi="Calibri"/>
-                <w:b w:val="0"/>
-                <w:i w:val="0"/>
-                <w:color w:val="1A2238"/>
-                <w:sz w:val="16"/>
-              </w:rPr>
-              <w:t>s/d</w:t>
-            </w:r>
-          </w:p>
-        </w:tc>
-        <w:tc>
-          <w:tcPr>
-            <w:tcW w:type="dxa" w:w="1656"/>
-          </w:tcPr>
-          <w:p>
-            <w:r>
-              <w:rPr>
-                <w:rFonts w:ascii="Calibri" w:hAnsi="Calibri"/>
-                <w:b w:val="0"/>
-                <w:i w:val="0"/>
-                <w:color w:val="1A2238"/>
-                <w:sz w:val="16"/>
-              </w:rPr>
-              <w:t>veces el ingreso de primaria incompleta (base 1.00)</w:t>
-            </w:r>
-          </w:p>
-        </w:tc>
-        <w:tc>
-          <w:tcPr>
-            <w:tcW w:type="dxa" w:w="1656"/>
-          </w:tcPr>
-          <w:p>
-            <w:r>
-              <w:rPr>
-                <w:rFonts w:ascii="Calibri" w:hAnsi="Calibri"/>
-                <w:b w:val="0"/>
-                <w:i w:val="0"/>
-                <w:color w:val="1A2238"/>
-                <w:sz w:val="16"/>
-              </w:rPr>
-              <w:t>—</w:t>
-            </w:r>
-          </w:p>
-        </w:tc>
-        <w:tc>
-          <w:tcPr>
-            <w:tcW w:type="dxa" w:w="1656"/>
-          </w:tcPr>
-          <w:p>
-            <w:r>
-              <w:rPr>
-                <w:rFonts w:ascii="Calibri" w:hAnsi="Calibri"/>
-                <w:b w:val="0"/>
-                <w:i w:val="0"/>
-                <w:color w:val="1A2238"/>
-                <w:sz w:val="16"/>
-              </w:rPr>
-              <w:t>ENAHO 2002</w:t>
-            </w:r>
-          </w:p>
-        </w:tc>
-      </w:tr>
-      <w:tr>
-        <w:tc>
-          <w:tcPr>
-            <w:tcW w:type="dxa" w:w="1656"/>
-          </w:tcPr>
-          <w:p>
-            <w:r>
-              <w:rPr>
-                <w:rFonts w:ascii="Calibri" w:hAnsi="Calibri"/>
-                <w:b/>
-                <w:i w:val="0"/>
-                <w:color w:val="1A2238"/>
-                <w:sz w:val="16"/>
-              </w:rPr>
-              <w:t>Ingreso mensual relativo - secundaria completa</w:t>
-            </w:r>
-          </w:p>
-        </w:tc>
-        <w:tc>
-          <w:tcPr>
-            <w:tcW w:type="dxa" w:w="1656"/>
-          </w:tcPr>
-          <w:p>
-            <w:r>
-              <w:rPr>
-                <w:rFonts w:ascii="Calibri" w:hAnsi="Calibri"/>
-                <w:b w:val="0"/>
-                <w:i w:val="0"/>
-                <w:color w:val="1A2238"/>
-                <w:sz w:val="16"/>
-              </w:rPr>
-              <w:t>1.69</w:t>
-            </w:r>
-          </w:p>
-        </w:tc>
-        <w:tc>
-          <w:tcPr>
-            <w:tcW w:type="dxa" w:w="1656"/>
-          </w:tcPr>
-          <w:p>
-            <w:r>
-              <w:rPr>
-                <w:rFonts w:ascii="Calibri" w:hAnsi="Calibri"/>
-                <w:b w:val="0"/>
-                <w:i w:val="0"/>
-                <w:color w:val="1A2238"/>
-                <w:sz w:val="16"/>
-              </w:rPr>
-              <w:t>s/d</w:t>
-            </w:r>
-          </w:p>
-        </w:tc>
-        <w:tc>
-          <w:tcPr>
-            <w:tcW w:type="dxa" w:w="1656"/>
-          </w:tcPr>
-          <w:p>
-            <w:r>
-              <w:rPr>
-                <w:rFonts w:ascii="Calibri" w:hAnsi="Calibri"/>
-                <w:b w:val="0"/>
-                <w:i w:val="0"/>
-                <w:color w:val="1A2238"/>
-                <w:sz w:val="16"/>
-              </w:rPr>
-              <w:t>veces el ingreso de primaria incompleta (base 1.00)</w:t>
-            </w:r>
-          </w:p>
-        </w:tc>
-        <w:tc>
-          <w:tcPr>
-            <w:tcW w:type="dxa" w:w="1656"/>
-          </w:tcPr>
-          <w:p>
-            <w:r>
-              <w:rPr>
-                <w:rFonts w:ascii="Calibri" w:hAnsi="Calibri"/>
-                <w:b w:val="0"/>
-                <w:i w:val="0"/>
-                <w:color w:val="1A2238"/>
-                <w:sz w:val="16"/>
-              </w:rPr>
-              <w:t>—</w:t>
-            </w:r>
-          </w:p>
-        </w:tc>
-        <w:tc>
-          <w:tcPr>
-            <w:tcW w:type="dxa" w:w="1656"/>
-          </w:tcPr>
-          <w:p>
-            <w:r>
-              <w:rPr>
-                <w:rFonts w:ascii="Calibri" w:hAnsi="Calibri"/>
-                <w:b w:val="0"/>
-                <w:i w:val="0"/>
-                <w:color w:val="1A2238"/>
-                <w:sz w:val="16"/>
-              </w:rPr>
-              <w:t>ENAHO 2002</w:t>
-            </w:r>
-          </w:p>
-        </w:tc>
-      </w:tr>
-      <w:tr>
-        <w:tc>
-          <w:tcPr>
-            <w:tcW w:type="dxa" w:w="1656"/>
-          </w:tcPr>
-          <w:p>
-            <w:r>
-              <w:rPr>
-                <w:rFonts w:ascii="Calibri" w:hAnsi="Calibri"/>
-                <w:b/>
-                <w:i w:val="0"/>
-                <w:color w:val="1A2238"/>
-                <w:sz w:val="16"/>
-              </w:rPr>
-              <w:t>Ingreso mensual relativo - secundaria incompleta</w:t>
-            </w:r>
-          </w:p>
-        </w:tc>
-        <w:tc>
-          <w:tcPr>
-            <w:tcW w:type="dxa" w:w="1656"/>
-          </w:tcPr>
-          <w:p>
-            <w:r>
-              <w:rPr>
-                <w:rFonts w:ascii="Calibri" w:hAnsi="Calibri"/>
-                <w:b w:val="0"/>
-                <w:i w:val="0"/>
-                <w:color w:val="1A2238"/>
-                <w:sz w:val="16"/>
-              </w:rPr>
-              <w:t>1.3</w:t>
-            </w:r>
-          </w:p>
-        </w:tc>
-        <w:tc>
-          <w:tcPr>
-            <w:tcW w:type="dxa" w:w="1656"/>
-          </w:tcPr>
-          <w:p>
-            <w:r>
-              <w:rPr>
-                <w:rFonts w:ascii="Calibri" w:hAnsi="Calibri"/>
-                <w:b w:val="0"/>
-                <w:i w:val="0"/>
-                <w:color w:val="1A2238"/>
-                <w:sz w:val="16"/>
-              </w:rPr>
-              <w:t>s/d</w:t>
-            </w:r>
-          </w:p>
-        </w:tc>
-        <w:tc>
-          <w:tcPr>
-            <w:tcW w:type="dxa" w:w="1656"/>
-          </w:tcPr>
-          <w:p>
-            <w:r>
-              <w:rPr>
-                <w:rFonts w:ascii="Calibri" w:hAnsi="Calibri"/>
-                <w:b w:val="0"/>
-                <w:i w:val="0"/>
-                <w:color w:val="1A2238"/>
-                <w:sz w:val="16"/>
-              </w:rPr>
-              <w:t>veces el ingreso de primaria incompleta (base 1.00)</w:t>
-            </w:r>
-          </w:p>
-        </w:tc>
-        <w:tc>
-          <w:tcPr>
-            <w:tcW w:type="dxa" w:w="1656"/>
-          </w:tcPr>
-          <w:p>
-            <w:r>
-              <w:rPr>
-                <w:rFonts w:ascii="Calibri" w:hAnsi="Calibri"/>
-                <w:b w:val="0"/>
-                <w:i w:val="0"/>
-                <w:color w:val="1A2238"/>
-                <w:sz w:val="16"/>
-              </w:rPr>
-              <w:t>—</w:t>
-            </w:r>
-          </w:p>
-        </w:tc>
-        <w:tc>
-          <w:tcPr>
-            <w:tcW w:type="dxa" w:w="1656"/>
-          </w:tcPr>
-          <w:p>
-            <w:r>
-              <w:rPr>
-                <w:rFonts w:ascii="Calibri" w:hAnsi="Calibri"/>
-                <w:b w:val="0"/>
-                <w:i w:val="0"/>
-                <w:color w:val="1A2238"/>
-                <w:sz w:val="16"/>
-              </w:rPr>
-              <w:t>ENAHO 2002</w:t>
-            </w:r>
-          </w:p>
-        </w:tc>
-      </w:tr>
-      <w:tr>
-        <w:tc>
-          <w:tcPr>
-            <w:tcW w:type="dxa" w:w="1656"/>
-          </w:tcPr>
-          <w:p>
-            <w:r>
-              <w:rPr>
-                <w:rFonts w:ascii="Calibri" w:hAnsi="Calibri"/>
-                <w:b/>
-                <w:i w:val="0"/>
-                <w:color w:val="1A2238"/>
-                <w:sz w:val="16"/>
-              </w:rPr>
-              <w:t>Ingreso mensual relativo - primaria completa</w:t>
-            </w:r>
-          </w:p>
-        </w:tc>
-        <w:tc>
-          <w:tcPr>
-            <w:tcW w:type="dxa" w:w="1656"/>
-          </w:tcPr>
-          <w:p>
-            <w:r>
-              <w:rPr>
-                <w:rFonts w:ascii="Calibri" w:hAnsi="Calibri"/>
-                <w:b w:val="0"/>
-                <w:i w:val="0"/>
-                <w:color w:val="1A2238"/>
-                <w:sz w:val="16"/>
-              </w:rPr>
-              <w:t>1.21</w:t>
-            </w:r>
-          </w:p>
-        </w:tc>
-        <w:tc>
-          <w:tcPr>
-            <w:tcW w:type="dxa" w:w="1656"/>
-          </w:tcPr>
-          <w:p>
-            <w:r>
-              <w:rPr>
-                <w:rFonts w:ascii="Calibri" w:hAnsi="Calibri"/>
-                <w:b w:val="0"/>
-                <w:i w:val="0"/>
-                <w:color w:val="1A2238"/>
-                <w:sz w:val="16"/>
-              </w:rPr>
-              <w:t>s/d</w:t>
-            </w:r>
-          </w:p>
-        </w:tc>
-        <w:tc>
-          <w:tcPr>
-            <w:tcW w:type="dxa" w:w="1656"/>
-          </w:tcPr>
-          <w:p>
-            <w:r>
-              <w:rPr>
-                <w:rFonts w:ascii="Calibri" w:hAnsi="Calibri"/>
-                <w:b w:val="0"/>
-                <w:i w:val="0"/>
-                <w:color w:val="1A2238"/>
-                <w:sz w:val="16"/>
-              </w:rPr>
-              <w:t>veces el ingreso de primaria incompleta (base 1.00)</w:t>
-            </w:r>
-          </w:p>
-        </w:tc>
-        <w:tc>
-          <w:tcPr>
-            <w:tcW w:type="dxa" w:w="1656"/>
-          </w:tcPr>
-          <w:p>
-            <w:r>
-              <w:rPr>
-                <w:rFonts w:ascii="Calibri" w:hAnsi="Calibri"/>
-                <w:b w:val="0"/>
-                <w:i w:val="0"/>
-                <w:color w:val="1A2238"/>
-                <w:sz w:val="16"/>
-              </w:rPr>
-              <w:t>—</w:t>
-            </w:r>
-          </w:p>
-        </w:tc>
-        <w:tc>
-          <w:tcPr>
-            <w:tcW w:type="dxa" w:w="1656"/>
-          </w:tcPr>
-          <w:p>
-            <w:r>
-              <w:rPr>
-                <w:rFonts w:ascii="Calibri" w:hAnsi="Calibri"/>
-                <w:b w:val="0"/>
-                <w:i w:val="0"/>
-                <w:color w:val="1A2238"/>
-                <w:sz w:val="16"/>
-              </w:rPr>
-              <w:t>ENAHO 2002</w:t>
-            </w:r>
-          </w:p>
-        </w:tc>
-      </w:tr>
-      <w:tr>
-        <w:tc>
-          <w:tcPr>
-            <w:tcW w:type="dxa" w:w="1656"/>
-          </w:tcPr>
-          <w:p>
-            <w:r>
-              <w:rPr>
-                <w:rFonts w:ascii="Calibri" w:hAnsi="Calibri"/>
-                <w:b/>
-                <w:i w:val="0"/>
-                <w:color w:val="1A2238"/>
-                <w:sz w:val="16"/>
-              </w:rPr>
-              <w:t>Políticas de Estado del Acuerdo Nacional con las que confluye la propuesta</w:t>
-            </w:r>
-          </w:p>
-        </w:tc>
-        <w:tc>
-          <w:tcPr>
-            <w:tcW w:type="dxa" w:w="1656"/>
-          </w:tcPr>
-          <w:p>
-            <w:r>
-              <w:rPr>
-                <w:rFonts w:ascii="Calibri" w:hAnsi="Calibri"/>
-                <w:b w:val="0"/>
-                <w:i w:val="0"/>
-                <w:color w:val="1A2238"/>
-                <w:sz w:val="16"/>
-              </w:rPr>
-              <w:t>31</w:t>
-            </w:r>
-          </w:p>
-        </w:tc>
-        <w:tc>
-          <w:tcPr>
-            <w:tcW w:type="dxa" w:w="1656"/>
-          </w:tcPr>
-          <w:p>
-            <w:r>
-              <w:rPr>
-                <w:rFonts w:ascii="Calibri" w:hAnsi="Calibri"/>
-                <w:b w:val="0"/>
-                <w:i w:val="0"/>
-                <w:color w:val="1A2238"/>
-                <w:sz w:val="16"/>
-              </w:rPr>
-              <w:t>s/d</w:t>
-            </w:r>
-          </w:p>
-        </w:tc>
-        <w:tc>
-          <w:tcPr>
-            <w:tcW w:type="dxa" w:w="1656"/>
-          </w:tcPr>
-          <w:p>
-            <w:r>
-              <w:rPr>
-                <w:rFonts w:ascii="Calibri" w:hAnsi="Calibri"/>
-                <w:b w:val="0"/>
-                <w:i w:val="0"/>
-                <w:color w:val="1A2238"/>
-                <w:sz w:val="16"/>
-              </w:rPr>
-              <w:t>políticas de Estado</w:t>
-            </w:r>
-          </w:p>
-        </w:tc>
-        <w:tc>
-          <w:tcPr>
-            <w:tcW w:type="dxa" w:w="1656"/>
-          </w:tcPr>
-          <w:p>
-            <w:r>
-              <w:rPr>
-                <w:rFonts w:ascii="Calibri" w:hAnsi="Calibri"/>
-                <w:b w:val="0"/>
-                <w:i w:val="0"/>
-                <w:color w:val="1A2238"/>
-                <w:sz w:val="16"/>
-              </w:rPr>
-              <w:t>—</w:t>
-            </w:r>
-          </w:p>
-        </w:tc>
-        <w:tc>
-          <w:tcPr>
-            <w:tcW w:type="dxa" w:w="1656"/>
-          </w:tcPr>
-          <w:p>
-            <w:r>
-              <w:rPr>
-                <w:rFonts w:ascii="Calibri" w:hAnsi="Calibri"/>
-                <w:b w:val="0"/>
-                <w:i w:val="0"/>
-                <w:color w:val="1A2238"/>
-                <w:sz w:val="16"/>
-              </w:rPr>
-              <w:t>Acuerdo Nacional</w:t>
-            </w:r>
-          </w:p>
-        </w:tc>
-      </w:tr>
     </w:tbl>
+    <w:p>
+      <w:r>
+        <w:rPr>
+          <w:rFonts w:ascii="Calibri" w:hAnsi="Calibri"/>
+          <w:b/>
+          <w:i w:val="0"/>
+          <w:color w:val="D91023"/>
+          <w:sz w:val="26"/>
+        </w:rPr>
+        <w:t>VII · Articulación con el Acuerdo Nacional y el PEDN al 2050</w:t>
+      </w:r>
+    </w:p>
+    <w:p>
+      <w:pPr>
+        <w:pStyle w:val="ListBullet"/>
+      </w:pPr>
+      <w:r>
+        <w:rPr>
+          <w:rFonts w:ascii="Calibri" w:hAnsi="Calibri"/>
+          <w:b w:val="0"/>
+          <w:i w:val="0"/>
+          <w:color w:val="1A2238"/>
+          <w:sz w:val="21"/>
+        </w:rPr>
+        <w:t>Acuerdo Nacional: la propuesta confluye plenamente con las 31 políticas de Estado, agrupadas en cuatro objetivos: Fortalecimiento de la Democracia y Estado de Derecho; Desarrollo con Equidad y Justicia Social; Promoción de la Competitividad del País; y Afirmación de un Estado Eficiente, Transparente y Descentralizado.</w:t>
+      </w:r>
+    </w:p>
+    <w:p>
+      <w:pPr>
+        <w:pStyle w:val="ListBullet"/>
+      </w:pPr>
+      <w:r>
+        <w:rPr>
+          <w:rFonts w:ascii="Calibri" w:hAnsi="Calibri"/>
+          <w:b w:val="0"/>
+          <w:i w:val="0"/>
+          <w:color w:val="1A2238"/>
+          <w:sz w:val="21"/>
+        </w:rPr>
+        <w:t>Acuerdo Nacional (objetivos 1, 2 y 4): confluyen con el primer objetivo social de la propuesta (proceso educativo que fortalezca el carácter del educando para el ejercicio de la equidad).</w:t>
+      </w:r>
+    </w:p>
+    <w:p>
+      <w:pPr>
+        <w:pStyle w:val="ListBullet"/>
+      </w:pPr>
+      <w:r>
+        <w:rPr>
+          <w:rFonts w:ascii="Calibri" w:hAnsi="Calibri"/>
+          <w:b w:val="0"/>
+          <w:i w:val="0"/>
+          <w:color w:val="1A2238"/>
+          <w:sz w:val="21"/>
+        </w:rPr>
+        <w:t>Acuerdo Nacional (objetivo 3, 'Promoción de la competitividad del país'): confluye con el segundo objetivo económico de la propuesta (educación para la práctica emprendedora).</w:t>
+      </w:r>
+    </w:p>
+    <w:p>
+      <w:pPr>
+        <w:pStyle w:val="ListBullet"/>
+      </w:pPr>
+      <w:r>
+        <w:rPr>
+          <w:rFonts w:ascii="Calibri" w:hAnsi="Calibri"/>
+          <w:b w:val="0"/>
+          <w:i w:val="0"/>
+          <w:color w:val="1A2238"/>
+          <w:sz w:val="21"/>
+        </w:rPr>
+        <w:t>CEPLAN / PEDN - Plan Bicentenario Perú 2021: alineamiento con los seis ejes estratégicos (Derechos fundamentales y dignidad de las personas; Oportunidades y acceso a los servicios; Estado y gobernabilidad; Economía, competitividad y empleo; Desarrollo regional equilibrado e infraestructura; Recursos naturales y ambiente).</w:t>
+      </w:r>
+    </w:p>
+    <w:p>
+      <w:pPr>
+        <w:pStyle w:val="ListBullet"/>
+      </w:pPr>
+      <w:r>
+        <w:rPr>
+          <w:rFonts w:ascii="Calibri" w:hAnsi="Calibri"/>
+          <w:b w:val="0"/>
+          <w:i w:val="0"/>
+          <w:color w:val="1A2238"/>
+          <w:sz w:val="21"/>
+        </w:rPr>
+        <w:t>Proyecto Educativo Nacional al 2021 (PEN 2021): la prospectiva coincide con su visión y con sus seis objetivos (1. Oportunidades y resultados educativos de igual calidad para todos; 2. Estudiantes e instituciones que logran aprendizajes pertinentes y de calidad; 3. Maestros bien preparados que ejercen profesionalmente la docencia; 4. Gestión descentralizada, democrática y financiada con equidad; 5. Educación superior de calidad como factor para el desarrollo y la competitividad; 6. Una sociedad que educa a sus ciudadanos y los compromete con su comunidad).</w:t>
+      </w:r>
+    </w:p>
     <w:p>
       <w:r>
         <w:rPr>
@@ -2097,7 +1998,7 @@
           <w:color w:val="1A2238"/>
           <w:sz w:val="21"/>
         </w:rPr>
-        <w:t xml:space="preserve">Educación para la equidad (aprender a vivir juntos): </w:t>
+        <w:t xml:space="preserve">Equidad (aprender a vivir juntos): </w:t>
       </w:r>
       <w:r>
         <w:rPr>
@@ -2107,7 +2008,7 @@
           <w:color w:val="1A2238"/>
           <w:sz w:val="21"/>
         </w:rPr>
-        <w:t>Fortalecer la capacidad del cerebro para entender y comprometerse con la equidad como rasgo de humanidad, base de la institucionalidad social, la democracia, la gobernabilidad y la concertación social; forma el capital social e institucional de la comunidad (faceta social).</w:t>
+        <w:t>Educación para la democracia, gobernabilidad y concertación social, que fortalece la capacidad del cerebro para comprometerse con la equidad y formar el capital social e institucional.</w:t>
       </w:r>
     </w:p>
     <w:p>
@@ -2119,7 +2020,7 @@
           <w:color w:val="1A2238"/>
           <w:sz w:val="21"/>
         </w:rPr>
-        <w:t xml:space="preserve">Educación para el emprendimiento (aprender a hacer): </w:t>
+        <w:t xml:space="preserve">Emprendimiento (aprender a hacer): </w:t>
       </w:r>
       <w:r>
         <w:rPr>
@@ -2129,7 +2030,7 @@
           <w:color w:val="1A2238"/>
           <w:sz w:val="21"/>
         </w:rPr>
-        <w:t>Fortalecer la capacidad para el emprendimiento (creatividad, innovación, eficiencia), haciendo de la creatividad un camino real hacia la generación de nueva riqueza y la superación de la pobreza; forma el capital físico y financiero productivo (faceta económica).</w:t>
+        <w:t>Educación para la generación de nueva riqueza, creatividad e innovación como camino para superar la pobreza y formar el capital físico y financiero productivo.</w:t>
       </w:r>
     </w:p>
     <w:p>
@@ -2141,7 +2042,7 @@
           <w:color w:val="1A2238"/>
           <w:sz w:val="21"/>
         </w:rPr>
-        <w:t xml:space="preserve">Educación para la solidaridad (aprender a vivir con los otros): </w:t>
+        <w:t xml:space="preserve">Solidaridad (aprender a vivir con los otros): </w:t>
       </w:r>
       <w:r>
         <w:rPr>
@@ -2151,7 +2052,7 @@
           <w:color w:val="1A2238"/>
           <w:sz w:val="21"/>
         </w:rPr>
-        <w:t>Fortalecer la capacidad para la solidaridad (responsabilidad sobre lo biótico y no biótico), consolidando la conciencia y práctica de sostenibilidad y el cuidado y promoción del medio ambiente; forma el capital natural de la comunidad (faceta ambiental).</w:t>
+        <w:t>Educación para el cuidado y promoción del medio ambiente, con responsabilidad sobre lo biótico y no biótico y la formación del capital natural.</w:t>
       </w:r>
     </w:p>
     <w:p>
@@ -2163,7 +2064,7 @@
           <w:color w:val="1A2238"/>
           <w:sz w:val="21"/>
         </w:rPr>
-        <w:t xml:space="preserve">Educación para la verdad (aprender a conocer): </w:t>
+        <w:t xml:space="preserve">Verdad (aprender a conocer): </w:t>
       </w:r>
       <w:r>
         <w:rPr>
@@ -2173,7 +2074,7 @@
           <w:color w:val="1A2238"/>
           <w:sz w:val="21"/>
         </w:rPr>
-        <w:t>Fortalecer la capacidad para procesar y comprometerse con la verdad, impulsando la vocación científica y la creación y uso de tecnologías que aproximen al país a la sociedad del conocimiento; forma el capital en conocimientos y saberes (faceta intelectual).</w:t>
+        <w:t>Educación para la toma de decisiones con vocación científica, creación y uso de tecnologías de la Era del Conocimiento y formación del capital intelectual.</w:t>
       </w:r>
     </w:p>
     <w:p>
@@ -2185,7 +2086,7 @@
           <w:color w:val="1A2238"/>
           <w:sz w:val="21"/>
         </w:rPr>
-        <w:t xml:space="preserve">Educación para la belleza (aprender a ser): </w:t>
+        <w:t xml:space="preserve">Belleza (aprender a ser): </w:t>
       </w:r>
       <w:r>
         <w:rPr>
@@ -2195,406 +2096,7 @@
           <w:color w:val="1A2238"/>
           <w:sz w:val="21"/>
         </w:rPr>
-        <w:t>Fortalecer la capacidad para la belleza, haciendo posible la conciencia del desarrollo humano como deber y meta personal (más saludables, mejor alimentados, más instruidos y más felices en el trabajo), usando la belleza de lo bien hecho que accede a la libertad (Amartya Sen); forma el capital humano (faceta humana).</w:t>
-      </w:r>
-    </w:p>
-    <w:p>
-      <w:r>
-        <w:rPr>
-          <w:rFonts w:ascii="Calibri" w:hAnsi="Calibri"/>
-          <w:b/>
-          <w:i w:val="0"/>
-          <w:color w:val="D91023"/>
-          <w:sz w:val="26"/>
-        </w:rPr>
-        <w:t>Metas 2050</w:t>
-      </w:r>
-    </w:p>
-    <w:p>
-      <w:pPr>
-        <w:pStyle w:val="ListBullet"/>
-      </w:pPr>
-      <w:r>
-        <w:rPr>
-          <w:rFonts w:ascii="Calibri" w:hAnsi="Calibri"/>
-          <w:b w:val="0"/>
-          <w:i w:val="0"/>
-          <w:color w:val="1A2238"/>
-          <w:sz w:val="21"/>
-        </w:rPr>
-        <w:t>Que el PBI destinado a la Educación sea del 6%.</w:t>
-      </w:r>
-    </w:p>
-    <w:p>
-      <w:pPr>
-        <w:pStyle w:val="ListBullet"/>
-      </w:pPr>
-      <w:r>
-        <w:rPr>
-          <w:rFonts w:ascii="Calibri" w:hAnsi="Calibri"/>
-          <w:b w:val="0"/>
-          <w:i w:val="0"/>
-          <w:color w:val="1A2238"/>
-          <w:sz w:val="21"/>
-        </w:rPr>
-        <w:t>Primera meta: una educación para la democracia, gobernabilidad y concertación social, fortaleciendo la capacidad del cerebro para entender y comprometerse con la equidad (UNESCO: aprender a vivir juntos).</w:t>
-      </w:r>
-    </w:p>
-    <w:p>
-      <w:pPr>
-        <w:pStyle w:val="ListBullet"/>
-      </w:pPr>
-      <w:r>
-        <w:rPr>
-          <w:rFonts w:ascii="Calibri" w:hAnsi="Calibri"/>
-          <w:b w:val="0"/>
-          <w:i w:val="0"/>
-          <w:color w:val="1A2238"/>
-          <w:sz w:val="21"/>
-        </w:rPr>
-        <w:t>Segunda meta: una educación para la generación de nueva riqueza y apoderamiento de lo nuestro, fortaleciendo el emprendimiento, haciendo de la creatividad e innovación un camino hacia la superación de la pobreza (UNESCO: aprender a hacer).</w:t>
-      </w:r>
-    </w:p>
-    <w:p>
-      <w:pPr>
-        <w:pStyle w:val="ListBullet"/>
-      </w:pPr>
-      <w:r>
-        <w:rPr>
-          <w:rFonts w:ascii="Calibri" w:hAnsi="Calibri"/>
-          <w:b w:val="0"/>
-          <w:i w:val="0"/>
-          <w:color w:val="1A2238"/>
-          <w:sz w:val="21"/>
-        </w:rPr>
-        <w:t>Tercera meta: una educación para el cuidado y promoción del medio ambiente, fortaleciendo la solidaridad y consolidando la conciencia y práctica de sostenibilidad (UNESCO: aprender a vivir con los otros).</w:t>
-      </w:r>
-    </w:p>
-    <w:p>
-      <w:pPr>
-        <w:pStyle w:val="ListBullet"/>
-      </w:pPr>
-      <w:r>
-        <w:rPr>
-          <w:rFonts w:ascii="Calibri" w:hAnsi="Calibri"/>
-          <w:b w:val="0"/>
-          <w:i w:val="0"/>
-          <w:color w:val="1A2238"/>
-          <w:sz w:val="21"/>
-        </w:rPr>
-        <w:t>Cuarta meta: una educación para la toma de decisiones con mayores elementos de juicio, fortaleciendo la verdad y la vocación científica para aproximarse a la sociedad del conocimiento (UNESCO: aprender a conocer).</w:t>
-      </w:r>
-    </w:p>
-    <w:p>
-      <w:pPr>
-        <w:pStyle w:val="ListBullet"/>
-      </w:pPr>
-      <w:r>
-        <w:rPr>
-          <w:rFonts w:ascii="Calibri" w:hAnsi="Calibri"/>
-          <w:b w:val="0"/>
-          <w:i w:val="0"/>
-          <w:color w:val="1A2238"/>
-          <w:sz w:val="21"/>
-        </w:rPr>
-        <w:t>Quinta meta: una educación para la armonía y perfección de la condición humana, fortaleciendo la belleza y la conciencia del desarrollo humano como deber y meta personal (UNESCO: aprender a ser).</w:t>
-      </w:r>
-    </w:p>
-    <w:p>
-      <w:pPr>
-        <w:pStyle w:val="ListBullet"/>
-      </w:pPr>
-      <w:r>
-        <w:rPr>
-          <w:rFonts w:ascii="Calibri" w:hAnsi="Calibri"/>
-          <w:b w:val="0"/>
-          <w:i w:val="0"/>
-          <w:color w:val="1A2238"/>
-          <w:sz w:val="21"/>
-        </w:rPr>
-        <w:t>Que al 2040 el Perú sea país en dirección al primer mundo, con elevado IDH y entre las naciones líderes en equidad y conservación ambiental, emulando a Finlandia, Noruega y Suiza.</w:t>
-      </w:r>
-    </w:p>
-    <w:p>
-      <w:pPr>
-        <w:pStyle w:val="ListBullet"/>
-      </w:pPr>
-      <w:r>
-        <w:rPr>
-          <w:rFonts w:ascii="Calibri" w:hAnsi="Calibri"/>
-          <w:b w:val="0"/>
-          <w:i w:val="0"/>
-          <w:color w:val="1A2238"/>
-          <w:sz w:val="21"/>
-        </w:rPr>
-        <w:t>Elevar el presupuesto del sector educativo a un 6% del PBI y proveer infraestructura, plataformas digitales de acceso universal, currículos dinámicos y profesores calificados.</w:t>
-      </w:r>
-    </w:p>
-    <w:p>
-      <w:pPr>
-        <w:pStyle w:val="ListBullet"/>
-      </w:pPr>
-      <w:r>
-        <w:rPr>
-          <w:rFonts w:ascii="Calibri" w:hAnsi="Calibri"/>
-          <w:b w:val="0"/>
-          <w:i w:val="0"/>
-          <w:color w:val="1A2238"/>
-          <w:sz w:val="21"/>
-        </w:rPr>
-        <w:t>Que en todas las instituciones de educación básica todos los estudiantes aprendan de manera efectiva y alcancen las competencias requeridas, superando exclusiones y discriminaciones (a cargo del MINEDU).</w:t>
-      </w:r>
-    </w:p>
-    <w:p>
-      <w:r>
-        <w:rPr>
-          <w:rFonts w:ascii="Calibri" w:hAnsi="Calibri"/>
-          <w:b/>
-          <w:i w:val="0"/>
-          <w:color w:val="D91023"/>
-          <w:sz w:val="26"/>
-        </w:rPr>
-        <w:t>Acciones e iniciativas</w:t>
-      </w:r>
-    </w:p>
-    <w:p>
-      <w:pPr>
-        <w:pStyle w:val="ListBullet"/>
-      </w:pPr>
-      <w:r>
-        <w:rPr>
-          <w:rFonts w:ascii="Calibri" w:hAnsi="Calibri"/>
-          <w:b w:val="0"/>
-          <w:i w:val="0"/>
-          <w:color w:val="1A2238"/>
-          <w:sz w:val="21"/>
-        </w:rPr>
-        <w:t>Organizar un 'Núcleo Innovador' que diseñe y organice cuatro sistemas para apoyar y dar legitimidad al cambio educativo.</w:t>
-      </w:r>
-    </w:p>
-    <w:p>
-      <w:pPr>
-        <w:pStyle w:val="ListBullet"/>
-      </w:pPr>
-      <w:r>
-        <w:rPr>
-          <w:rFonts w:ascii="Calibri" w:hAnsi="Calibri"/>
-          <w:b w:val="0"/>
-          <w:i w:val="0"/>
-          <w:color w:val="1A2238"/>
-          <w:sz w:val="21"/>
-        </w:rPr>
-        <w:t>Sistema de Investigación y Desarrollo (I+D): crear un organismo/Red de Centros de I+D que dirija el nuevo proceso educativo con responsabilidad compartida entre gobierno, academia y sector privado.</w:t>
-      </w:r>
-    </w:p>
-    <w:p>
-      <w:pPr>
-        <w:pStyle w:val="ListBullet"/>
-      </w:pPr>
-      <w:r>
-        <w:rPr>
-          <w:rFonts w:ascii="Calibri" w:hAnsi="Calibri"/>
-          <w:b w:val="0"/>
-          <w:i w:val="0"/>
-          <w:color w:val="1A2238"/>
-          <w:sz w:val="21"/>
-        </w:rPr>
-        <w:t>Sistema de gestión de procesos educativos: organismo encargado de normar, supervisar y evaluar la metodología de campo y apoyar el nuevo aprendizaje a nivel local.</w:t>
-      </w:r>
-    </w:p>
-    <w:p>
-      <w:pPr>
-        <w:pStyle w:val="ListBullet"/>
-      </w:pPr>
-      <w:r>
-        <w:rPr>
-          <w:rFonts w:ascii="Calibri" w:hAnsi="Calibri"/>
-          <w:b w:val="0"/>
-          <w:i w:val="0"/>
-          <w:color w:val="1A2238"/>
-          <w:sz w:val="21"/>
-        </w:rPr>
-        <w:t>Sistema de ejecución desconcentrada: organismos locales a cargo de la tarea administrativa, logística, económica y de calidad docente, con responsabilidad compartida de los agentes locales.</w:t>
-      </w:r>
-    </w:p>
-    <w:p>
-      <w:pPr>
-        <w:pStyle w:val="ListBullet"/>
-      </w:pPr>
-      <w:r>
-        <w:rPr>
-          <w:rFonts w:ascii="Calibri" w:hAnsi="Calibri"/>
-          <w:b w:val="0"/>
-          <w:i w:val="0"/>
-          <w:color w:val="1A2238"/>
-          <w:sz w:val="21"/>
-        </w:rPr>
-        <w:t>Sistema de validación de resultados: organismo de validación permanente de resultados, supervisión de procesos, acreditación de competencia y certificación de idoneidad.</w:t>
-      </w:r>
-    </w:p>
-    <w:p>
-      <w:pPr>
-        <w:pStyle w:val="ListBullet"/>
-      </w:pPr>
-      <w:r>
-        <w:rPr>
-          <w:rFonts w:ascii="Calibri" w:hAnsi="Calibri"/>
-          <w:b w:val="0"/>
-          <w:i w:val="0"/>
-          <w:color w:val="1A2238"/>
-          <w:sz w:val="21"/>
-        </w:rPr>
-        <w:t>Construir alianzas estratégicas con cooperación técnica internacional, UNESCO, Banco Mundial, BID, entidades del capital social, corporaciones confesionales y la academia.</w:t>
-      </w:r>
-    </w:p>
-    <w:p>
-      <w:pPr>
-        <w:pStyle w:val="ListBullet"/>
-      </w:pPr>
-      <w:r>
-        <w:rPr>
-          <w:rFonts w:ascii="Calibri" w:hAnsi="Calibri"/>
-          <w:b w:val="0"/>
-          <w:i w:val="0"/>
-          <w:color w:val="1A2238"/>
-          <w:sz w:val="21"/>
-        </w:rPr>
-        <w:t>Diseñar las demandas de educación al 2040: durante la vida, vida familiar, personalidad básica, disfrute del trabajo, laboral especializada, futuros padres, tercera edad, Era del Conocimiento y desarrollo local.</w:t>
-      </w:r>
-    </w:p>
-    <w:p>
-      <w:pPr>
-        <w:pStyle w:val="ListBullet"/>
-      </w:pPr>
-      <w:r>
-        <w:rPr>
-          <w:rFonts w:ascii="Calibri" w:hAnsi="Calibri"/>
-          <w:b w:val="0"/>
-          <w:i w:val="0"/>
-          <w:color w:val="1A2238"/>
-          <w:sz w:val="21"/>
-        </w:rPr>
-        <w:t>Diseñar las responsabilidades de los directores (Estado, gobiernos regionales y locales, entidades empresariales) y de los actores (padres de familia, sociedad civil, confesiones religiosas, gobiernos locales, empresas) de los procesos educativos.</w:t>
-      </w:r>
-    </w:p>
-    <w:p>
-      <w:pPr>
-        <w:pStyle w:val="ListBullet"/>
-      </w:pPr>
-      <w:r>
-        <w:rPr>
-          <w:rFonts w:ascii="Calibri" w:hAnsi="Calibri"/>
-          <w:b w:val="0"/>
-          <w:i w:val="0"/>
-          <w:color w:val="1A2238"/>
-          <w:sz w:val="21"/>
-        </w:rPr>
-        <w:t>Diseñar los sectores temáticos de la educación: primeros 4 años, lectura y cálculo como herramientas, personalidad del niño, ciudadanía, aptitud productiva, gestión ambiental, CTI y desarrollo humano.</w:t>
-      </w:r>
-    </w:p>
-    <w:p>
-      <w:pPr>
-        <w:pStyle w:val="ListBullet"/>
-      </w:pPr>
-      <w:r>
-        <w:rPr>
-          <w:rFonts w:ascii="Calibri" w:hAnsi="Calibri"/>
-          <w:b w:val="0"/>
-          <w:i w:val="0"/>
-          <w:color w:val="1A2238"/>
-          <w:sz w:val="21"/>
-        </w:rPr>
-        <w:t>Diseñar la educación de connotación específica: áreas rurales, marginales, industriales y entidades privadas, laborales, asociativas, confesionales y militares.</w:t>
-      </w:r>
-    </w:p>
-    <w:p>
-      <w:pPr>
-        <w:pStyle w:val="ListBullet"/>
-      </w:pPr>
-      <w:r>
-        <w:rPr>
-          <w:rFonts w:ascii="Calibri" w:hAnsi="Calibri"/>
-          <w:b w:val="0"/>
-          <w:i w:val="0"/>
-          <w:color w:val="1A2238"/>
-          <w:sz w:val="21"/>
-        </w:rPr>
-        <w:t>Ejecutar los proyectos de I+D por meta estratégica (asuntos sociales, económicos, ambientales, intelectuales y humanos del desarrollo) y los proyectos de afianzamiento de finalidades puntuales (A a Z) del único sistema educativo.</w:t>
-      </w:r>
-    </w:p>
-    <w:p>
-      <w:pPr>
-        <w:pStyle w:val="ListBullet"/>
-      </w:pPr>
-      <w:r>
-        <w:rPr>
-          <w:rFonts w:ascii="Calibri" w:hAnsi="Calibri"/>
-          <w:b w:val="0"/>
-          <w:i w:val="0"/>
-          <w:color w:val="1A2238"/>
-          <w:sz w:val="21"/>
-        </w:rPr>
-        <w:t>Capacitar a los docentes en inteligencia emocional y moral; renovar la Carrera Pública Magisterial.</w:t>
-      </w:r>
-    </w:p>
-    <w:p>
-      <w:pPr>
-        <w:pStyle w:val="ListBullet"/>
-      </w:pPr>
-      <w:r>
-        <w:rPr>
-          <w:rFonts w:ascii="Calibri" w:hAnsi="Calibri"/>
-          <w:b w:val="0"/>
-          <w:i w:val="0"/>
-          <w:color w:val="1A2238"/>
-          <w:sz w:val="21"/>
-        </w:rPr>
-        <w:t>Involucrar a los colegios profesionales en su responsabilidad social en educación y fomentar la investigación científica del proceso enseñanza-aprendizaje en las universidades.</w:t>
-      </w:r>
-    </w:p>
-    <w:p>
-      <w:pPr>
-        <w:pStyle w:val="ListBullet"/>
-      </w:pPr>
-      <w:r>
-        <w:rPr>
-          <w:rFonts w:ascii="Calibri" w:hAnsi="Calibri"/>
-          <w:b w:val="0"/>
-          <w:i w:val="0"/>
-          <w:color w:val="1A2238"/>
-          <w:sz w:val="21"/>
-        </w:rPr>
-        <w:t>Implementar módulos de gestión de la innovación, elaborar manuales electrónicos, fomentar la mejora continua de las unidades educativas, la alfabetización digital y la inclusión de tecnologías milenarias en currículos de educación rural.</w:t>
-      </w:r>
-    </w:p>
-    <w:p>
-      <w:pPr>
-        <w:pStyle w:val="ListBullet"/>
-      </w:pPr>
-      <w:r>
-        <w:rPr>
-          <w:rFonts w:ascii="Calibri" w:hAnsi="Calibri"/>
-          <w:b w:val="0"/>
-          <w:i w:val="0"/>
-          <w:color w:val="1A2238"/>
-          <w:sz w:val="21"/>
-        </w:rPr>
-        <w:t>Proveer infraestructura civil adecuada a los lugares más alejados, plataformas digitales de acceso universal, currículos dinámicos y profesores calificados; establecer programas conjuntos escuela-familia.</w:t>
-      </w:r>
-    </w:p>
-    <w:p>
-      <w:pPr>
-        <w:pStyle w:val="ListBullet"/>
-      </w:pPr>
-      <w:r>
-        <w:rPr>
-          <w:rFonts w:ascii="Calibri" w:hAnsi="Calibri"/>
-          <w:b w:val="0"/>
-          <w:i w:val="0"/>
-          <w:color w:val="1A2238"/>
-          <w:sz w:val="21"/>
-        </w:rPr>
-        <w:t>Buscar en el maestro en ejercicio un 'aliado estratégico' para actividades piloto que impulsen el cambio educativo de abajo hacia arriba; lograr un pacto proactivo con la burocracia.</w:t>
+        <w:t>Educación para la armonía y perfección de la condición humana, orientada a la trascendencia y al desarrollo humano como deber y meta personal.</w:t>
       </w:r>
     </w:p>
     <w:p>
@@ -2618,7 +2120,7 @@
           <w:color w:val="1A2238"/>
           <w:sz w:val="21"/>
         </w:rPr>
-        <w:t>Elevar la educación a la misma prioridad que la economía y las finanzas del Estado, asignándole el 6% del PBI, y poner en marcha una "revolución educativa" o "nueva educación" emparejada con los tiempos y la Era del Conocimiento, dirigida por un "Núcleo Innovador" con una Red de Centros de I+D, bajo el modelo de una "Sociedad Educadora" de responsabilidades compartidas, para fortalecer en los peruanos la equidad, el emprendimiento, la solidaridad, la verdad y la belleza, y así encaminar al país al primer mundo al 2040.</w:t>
+        <w:t>Otorgar a la educación la misma prioridad que a la economía y las finanzas, elevando el presupuesto al 6% del PBI y creando un ente rector de I+D educativa (Núcleo Innovador) que articule los cuatro sistemas básicos (rector de I+D, gestión de procesos, ejecución desconcentrada y validación de resultados) bajo el principio de una "Sociedad Educadora" con responsabilidad compartida entre Estado, empresa, academia, familia y comunidad.</w:t>
       </w:r>
     </w:p>
     <w:p/>
